--- a/Documentation.docx
+++ b/Documentation.docx
@@ -1020,15 +1020,47 @@
           </w:tcPr>
           <w:p>
             <w:pPr>
-              <w:rPr/>
-            </w:pPr>
-            <w:r>
-              <w:rPr>
-                <w:sz w:val="19"/>
-                <w:szCs w:val="19"/>
-                <w:rtl w:val="0"/>
-              </w:rPr>
-              <w:t xml:space="preserve">Extract text from PDFs and DOCX files with OCR fallback; additionally extract images from PDFs and store as base64 for UI rendering. </w:t>
+              <w:rPr>
+                <w:sz w:val="19"/>
+                <w:szCs w:val="19"/>
+              </w:rPr>
+            </w:pPr>
+            <w:r>
+              <w:rPr>
+                <w:sz w:val="19"/>
+                <w:szCs w:val="19"/>
+                <w:rtl w:val="0"/>
+              </w:rPr>
+              <w:t xml:space="preserve">Extract text from PDFs and DOCX files with OCR</w:t>
+            </w:r>
+          </w:p>
+          <w:p>
+            <w:pPr>
+              <w:rPr>
+                <w:sz w:val="19"/>
+                <w:szCs w:val="19"/>
+              </w:rPr>
+            </w:pPr>
+            <w:r>
+              <w:rPr>
+                <w:sz w:val="19"/>
+                <w:szCs w:val="19"/>
+                <w:rtl w:val="0"/>
+              </w:rPr>
+              <w:t xml:space="preserve">fallback; additionally extract images from PDFs </w:t>
+            </w:r>
+          </w:p>
+          <w:p>
+            <w:pPr>
+              <w:rPr/>
+            </w:pPr>
+            <w:r>
+              <w:rPr>
+                <w:sz w:val="19"/>
+                <w:szCs w:val="19"/>
+                <w:rtl w:val="0"/>
+              </w:rPr>
+              <w:t xml:space="preserve">and store as base64 for UI rendering. </w:t>
             </w:r>
             <w:r>
               <w:rPr>
@@ -1098,15 +1130,47 @@
           </w:tcPr>
           <w:p>
             <w:pPr>
-              <w:rPr/>
-            </w:pPr>
-            <w:r>
-              <w:rPr>
-                <w:sz w:val="19"/>
-                <w:szCs w:val="19"/>
-                <w:rtl w:val="0"/>
-              </w:rPr>
-              <w:t xml:space="preserve">Perform section-aware chunking with ~2000-character size and overlap; maintain hierarchy and split large sections into sub-chunks.</w:t>
+              <w:rPr>
+                <w:sz w:val="19"/>
+                <w:szCs w:val="19"/>
+              </w:rPr>
+            </w:pPr>
+            <w:r>
+              <w:rPr>
+                <w:sz w:val="19"/>
+                <w:szCs w:val="19"/>
+                <w:rtl w:val="0"/>
+              </w:rPr>
+              <w:t xml:space="preserve">Perform section-aware chunking with ~2000</w:t>
+            </w:r>
+          </w:p>
+          <w:p>
+            <w:pPr>
+              <w:rPr>
+                <w:sz w:val="19"/>
+                <w:szCs w:val="19"/>
+              </w:rPr>
+            </w:pPr>
+            <w:r>
+              <w:rPr>
+                <w:sz w:val="19"/>
+                <w:szCs w:val="19"/>
+                <w:rtl w:val="0"/>
+              </w:rPr>
+              <w:t xml:space="preserve">-character size and overlap; maintain hierarchy</w:t>
+            </w:r>
+          </w:p>
+          <w:p>
+            <w:pPr>
+              <w:rPr/>
+            </w:pPr>
+            <w:r>
+              <w:rPr>
+                <w:sz w:val="19"/>
+                <w:szCs w:val="19"/>
+                <w:rtl w:val="0"/>
+              </w:rPr>
+              <w:t xml:space="preserve">and split large sections into sub-chunks.</w:t>
             </w:r>
             <w:r>
               <w:rPr>
@@ -1187,20 +1251,20 @@
                 <w:szCs w:val="19"/>
                 <w:rtl w:val="0"/>
               </w:rPr>
-              <w:t xml:space="preserve">Merge semantic and lexical matches with reciprocal</w:t>
-            </w:r>
-          </w:p>
-          <w:p>
-            <w:pPr>
-              <w:rPr/>
-            </w:pPr>
-            <w:r>
-              <w:rPr>
-                <w:sz w:val="19"/>
-                <w:szCs w:val="19"/>
-                <w:rtl w:val="0"/>
-              </w:rPr>
-              <w:t xml:space="preserve">-rank fusion.</w:t>
+              <w:t xml:space="preserve">Merge semantic and lexical matches with </w:t>
+            </w:r>
+          </w:p>
+          <w:p>
+            <w:pPr>
+              <w:rPr/>
+            </w:pPr>
+            <w:r>
+              <w:rPr>
+                <w:sz w:val="19"/>
+                <w:szCs w:val="19"/>
+                <w:rtl w:val="0"/>
+              </w:rPr>
+              <w:t xml:space="preserve">Reciprocal -rank fusion.</w:t>
             </w:r>
             <w:r>
               <w:rPr>
@@ -1279,7 +1343,39 @@
                 <w:szCs w:val="19"/>
                 <w:rtl w:val="0"/>
               </w:rPr>
-              <w:t xml:space="preserve">Identify and tag table-like content to ensure structured retrieval and accurate reconstruction in output.</w:t>
+              <w:t xml:space="preserve">Identify and tag table-like content to ensure </w:t>
+            </w:r>
+          </w:p>
+          <w:p>
+            <w:pPr>
+              <w:rPr>
+                <w:sz w:val="19"/>
+                <w:szCs w:val="19"/>
+              </w:rPr>
+            </w:pPr>
+            <w:r>
+              <w:rPr>
+                <w:sz w:val="19"/>
+                <w:szCs w:val="19"/>
+                <w:rtl w:val="0"/>
+              </w:rPr>
+              <w:t xml:space="preserve">structured retrieval and accurate reconstruction</w:t>
+            </w:r>
+          </w:p>
+          <w:p>
+            <w:pPr>
+              <w:rPr>
+                <w:sz w:val="19"/>
+                <w:szCs w:val="19"/>
+              </w:rPr>
+            </w:pPr>
+            <w:r>
+              <w:rPr>
+                <w:sz w:val="19"/>
+                <w:szCs w:val="19"/>
+                <w:rtl w:val="0"/>
+              </w:rPr>
+              <w:t xml:space="preserve"> in output.</w:t>
             </w:r>
           </w:p>
         </w:tc>
@@ -1543,45 +1639,7 @@
         <w:rPr>
           <w:rtl w:val="0"/>
         </w:rPr>
-        <w:t xml:space="preserve">PDF fallback: triggered if extracted text is less than ~500 characters</w:t>
-      </w:r>
-    </w:p>
-    <w:p>
-      <w:pPr>
-        <w:numPr>
-          <w:ilvl w:val="0"/>
-          <w:numId w:val="3"/>
-        </w:numPr>
-        <w:spacing w:after="0" w:afterAutospacing="0" w:lineRule="auto"/>
-        <w:ind w:left="720" w:hanging="360"/>
-        <w:rPr>
-          <w:u w:val="none"/>
-        </w:rPr>
-      </w:pPr>
-      <w:r>
-        <w:rPr>
-          <w:rtl w:val="0"/>
-        </w:rPr>
         <w:t xml:space="preserve">OCR stack: pdf2image, pytesseract, Poppler, Tesseract</w:t>
-      </w:r>
-    </w:p>
-    <w:p>
-      <w:pPr>
-        <w:numPr>
-          <w:ilvl w:val="0"/>
-          <w:numId w:val="3"/>
-        </w:numPr>
-        <w:spacing w:after="0" w:afterAutospacing="0" w:lineRule="auto"/>
-        <w:ind w:left="720" w:hanging="360"/>
-        <w:rPr>
-          <w:u w:val="none"/>
-        </w:rPr>
-      </w:pPr>
-      <w:r>
-        <w:rPr>
-          <w:rtl w:val="0"/>
-        </w:rPr>
-        <w:t xml:space="preserve">Image extraction: PyMuPDF (base64 storage for frontend display)</w:t>
       </w:r>
     </w:p>
     <w:p>
@@ -1600,7 +1658,7 @@
         <w:rPr>
           <w:rtl w:val="0"/>
         </w:rPr>
-        <w:t xml:space="preserve">Temporary files are securely deleted after processing</w:t>
+        <w:t xml:space="preserve">Image extraction: PyMuPDF (base64 storage for frontend display)</w:t>
       </w:r>
     </w:p>
     <w:p>
@@ -1813,7 +1871,23 @@
                 <w:szCs w:val="19"/>
                 <w:rtl w:val="0"/>
               </w:rPr>
-              <w:t xml:space="preserve">Maintains section hierarchy while handling large text efficiently</w:t>
+              <w:t xml:space="preserve">Maintains section hierarchy while handling large </w:t>
+            </w:r>
+          </w:p>
+          <w:p>
+            <w:pPr>
+              <w:rPr>
+                <w:sz w:val="19"/>
+                <w:szCs w:val="19"/>
+              </w:rPr>
+            </w:pPr>
+            <w:r>
+              <w:rPr>
+                <w:sz w:val="19"/>
+                <w:szCs w:val="19"/>
+                <w:rtl w:val="0"/>
+              </w:rPr>
+              <w:t xml:space="preserve">text efficiently</w:t>
             </w:r>
           </w:p>
         </w:tc>
@@ -2192,11 +2266,1516 @@
         <w:spacing w:after="100" w:before="280" w:lineRule="auto"/>
         <w:rPr/>
       </w:pPr>
-      <w:r>
-        <w:rPr>
-          <w:rtl w:val="0"/>
-        </w:rPr>
-        <w:t xml:space="preserve">6. Hybrid Retrieval</w:t>
+      <w:bookmarkStart w:colFirst="0" w:colLast="0" w:name="_ileojvhjka2u" w:id="0"/>
+      <w:bookmarkEnd w:id="0"/>
+      <w:r>
+        <w:rPr>
+          <w:rtl w:val="0"/>
+        </w:rPr>
+        <w:t xml:space="preserve">6. System Prompt</w:t>
+      </w:r>
+    </w:p>
+    <w:p>
+      <w:pPr>
+        <w:shd w:fill="121314" w:val="clear"/>
+        <w:spacing w:after="120" w:line="325.71428571428567" w:lineRule="auto"/>
+        <w:rPr>
+          <w:rFonts w:ascii="Consolas" w:cs="Consolas" w:eastAsia="Consolas" w:hAnsi="Consolas"/>
+          <w:color w:val="a5d6ff"/>
+          <w:sz w:val="21"/>
+          <w:szCs w:val="21"/>
+        </w:rPr>
+      </w:pPr>
+      <w:r>
+        <w:rPr>
+          <w:rFonts w:ascii="Consolas" w:cs="Consolas" w:eastAsia="Consolas" w:hAnsi="Consolas"/>
+          <w:color w:val="a5d6ff"/>
+          <w:sz w:val="21"/>
+          <w:szCs w:val="21"/>
+          <w:rtl w:val="0"/>
+        </w:rPr>
+        <w:t xml:space="preserve">You are an intelligent assistant that answers queries using ONLY the provided document context.</w:t>
+      </w:r>
+    </w:p>
+    <w:p>
+      <w:pPr>
+        <w:shd w:fill="121314" w:val="clear"/>
+        <w:spacing w:after="120" w:line="325.71428571428567" w:lineRule="auto"/>
+        <w:rPr>
+          <w:rFonts w:ascii="Consolas" w:cs="Consolas" w:eastAsia="Consolas" w:hAnsi="Consolas"/>
+          <w:color w:val="bbbebf"/>
+          <w:sz w:val="21"/>
+          <w:szCs w:val="21"/>
+        </w:rPr>
+      </w:pPr>
+      <w:r>
+        <w:rPr>
+          <w:rtl w:val="0"/>
+        </w:rPr>
+      </w:r>
+    </w:p>
+    <w:p>
+      <w:pPr>
+        <w:shd w:fill="121314" w:val="clear"/>
+        <w:spacing w:after="120" w:line="325.71428571428567" w:lineRule="auto"/>
+        <w:rPr>
+          <w:rFonts w:ascii="Consolas" w:cs="Consolas" w:eastAsia="Consolas" w:hAnsi="Consolas"/>
+          <w:color w:val="a5d6ff"/>
+          <w:sz w:val="21"/>
+          <w:szCs w:val="21"/>
+        </w:rPr>
+      </w:pPr>
+      <w:r>
+        <w:rPr>
+          <w:rFonts w:ascii="Consolas" w:cs="Consolas" w:eastAsia="Consolas" w:hAnsi="Consolas"/>
+          <w:color w:val="a5d6ff"/>
+          <w:sz w:val="21"/>
+          <w:szCs w:val="21"/>
+          <w:rtl w:val="0"/>
+        </w:rPr>
+        <w:t xml:space="preserve">**SOURCE OF TRUTH</w:t>
+      </w:r>
+    </w:p>
+    <w:p>
+      <w:pPr>
+        <w:shd w:fill="121314" w:val="clear"/>
+        <w:spacing w:after="120" w:line="325.71428571428567" w:lineRule="auto"/>
+        <w:rPr>
+          <w:rFonts w:ascii="Consolas" w:cs="Consolas" w:eastAsia="Consolas" w:hAnsi="Consolas"/>
+          <w:color w:val="a5d6ff"/>
+          <w:sz w:val="21"/>
+          <w:szCs w:val="21"/>
+        </w:rPr>
+      </w:pPr>
+      <w:r>
+        <w:rPr>
+          <w:rFonts w:ascii="Consolas" w:cs="Consolas" w:eastAsia="Consolas" w:hAnsi="Consolas"/>
+          <w:color w:val="a5d6ff"/>
+          <w:sz w:val="21"/>
+          <w:szCs w:val="21"/>
+          <w:rtl w:val="0"/>
+        </w:rPr>
+        <w:t xml:space="preserve">* Use ONLY the given context.</w:t>
+      </w:r>
+    </w:p>
+    <w:p>
+      <w:pPr>
+        <w:shd w:fill="121314" w:val="clear"/>
+        <w:spacing w:after="120" w:line="325.71428571428567" w:lineRule="auto"/>
+        <w:rPr>
+          <w:rFonts w:ascii="Consolas" w:cs="Consolas" w:eastAsia="Consolas" w:hAnsi="Consolas"/>
+          <w:color w:val="a5d6ff"/>
+          <w:sz w:val="21"/>
+          <w:szCs w:val="21"/>
+        </w:rPr>
+      </w:pPr>
+      <w:r>
+        <w:rPr>
+          <w:rFonts w:ascii="Consolas" w:cs="Consolas" w:eastAsia="Consolas" w:hAnsi="Consolas"/>
+          <w:color w:val="a5d6ff"/>
+          <w:sz w:val="21"/>
+          <w:szCs w:val="21"/>
+          <w:rtl w:val="0"/>
+        </w:rPr>
+        <w:t xml:space="preserve">* Do NOT use external knowledge or assumptions.</w:t>
+      </w:r>
+    </w:p>
+    <w:p>
+      <w:pPr>
+        <w:shd w:fill="121314" w:val="clear"/>
+        <w:spacing w:after="120" w:line="325.71428571428567" w:lineRule="auto"/>
+        <w:rPr>
+          <w:rFonts w:ascii="Consolas" w:cs="Consolas" w:eastAsia="Consolas" w:hAnsi="Consolas"/>
+          <w:color w:val="a5d6ff"/>
+          <w:sz w:val="21"/>
+          <w:szCs w:val="21"/>
+        </w:rPr>
+      </w:pPr>
+      <w:r>
+        <w:rPr>
+          <w:rFonts w:ascii="Consolas" w:cs="Consolas" w:eastAsia="Consolas" w:hAnsi="Consolas"/>
+          <w:color w:val="a5d6ff"/>
+          <w:sz w:val="21"/>
+          <w:szCs w:val="21"/>
+          <w:rtl w:val="0"/>
+        </w:rPr>
+        <w:t xml:space="preserve">* If information is missing, respond exactly:</w:t>
+      </w:r>
+    </w:p>
+    <w:p>
+      <w:pPr>
+        <w:shd w:fill="121314" w:val="clear"/>
+        <w:spacing w:after="120" w:line="325.71428571428567" w:lineRule="auto"/>
+        <w:rPr>
+          <w:rFonts w:ascii="Consolas" w:cs="Consolas" w:eastAsia="Consolas" w:hAnsi="Consolas"/>
+          <w:color w:val="a5d6ff"/>
+          <w:sz w:val="21"/>
+          <w:szCs w:val="21"/>
+        </w:rPr>
+      </w:pPr>
+      <w:r>
+        <w:rPr>
+          <w:rFonts w:ascii="Consolas" w:cs="Consolas" w:eastAsia="Consolas" w:hAnsi="Consolas"/>
+          <w:color w:val="a5d6ff"/>
+          <w:sz w:val="21"/>
+          <w:szCs w:val="21"/>
+          <w:rtl w:val="0"/>
+        </w:rPr>
+        <w:t xml:space="preserve">  "I don't have enough information in the document to answer that."</w:t>
+      </w:r>
+    </w:p>
+    <w:p>
+      <w:pPr>
+        <w:shd w:fill="121314" w:val="clear"/>
+        <w:spacing w:after="120" w:line="325.71428571428567" w:lineRule="auto"/>
+        <w:rPr>
+          <w:rFonts w:ascii="Consolas" w:cs="Consolas" w:eastAsia="Consolas" w:hAnsi="Consolas"/>
+          <w:color w:val="a5d6ff"/>
+          <w:sz w:val="21"/>
+          <w:szCs w:val="21"/>
+        </w:rPr>
+      </w:pPr>
+      <w:r>
+        <w:rPr>
+          <w:rFonts w:ascii="Consolas" w:cs="Consolas" w:eastAsia="Consolas" w:hAnsi="Consolas"/>
+          <w:color w:val="a5d6ff"/>
+          <w:sz w:val="21"/>
+          <w:szCs w:val="21"/>
+          <w:rtl w:val="0"/>
+        </w:rPr>
+        <w:t xml:space="preserve">---</w:t>
+      </w:r>
+    </w:p>
+    <w:p>
+      <w:pPr>
+        <w:shd w:fill="121314" w:val="clear"/>
+        <w:spacing w:after="120" w:line="325.71428571428567" w:lineRule="auto"/>
+        <w:rPr>
+          <w:rFonts w:ascii="Consolas" w:cs="Consolas" w:eastAsia="Consolas" w:hAnsi="Consolas"/>
+          <w:color w:val="a5d6ff"/>
+          <w:sz w:val="21"/>
+          <w:szCs w:val="21"/>
+        </w:rPr>
+      </w:pPr>
+      <w:r>
+        <w:rPr>
+          <w:rFonts w:ascii="Consolas" w:cs="Consolas" w:eastAsia="Consolas" w:hAnsi="Consolas"/>
+          <w:color w:val="a5d6ff"/>
+          <w:sz w:val="21"/>
+          <w:szCs w:val="21"/>
+          <w:rtl w:val="0"/>
+        </w:rPr>
+        <w:t xml:space="preserve">**CORE RULES**</w:t>
+      </w:r>
+    </w:p>
+    <w:p>
+      <w:pPr>
+        <w:shd w:fill="121314" w:val="clear"/>
+        <w:spacing w:after="120" w:line="325.71428571428567" w:lineRule="auto"/>
+        <w:rPr>
+          <w:rFonts w:ascii="Consolas" w:cs="Consolas" w:eastAsia="Consolas" w:hAnsi="Consolas"/>
+          <w:color w:val="bbbebf"/>
+          <w:sz w:val="21"/>
+          <w:szCs w:val="21"/>
+        </w:rPr>
+      </w:pPr>
+      <w:r>
+        <w:rPr>
+          <w:rtl w:val="0"/>
+        </w:rPr>
+      </w:r>
+    </w:p>
+    <w:p>
+      <w:pPr>
+        <w:shd w:fill="121314" w:val="clear"/>
+        <w:spacing w:after="120" w:line="325.71428571428567" w:lineRule="auto"/>
+        <w:rPr>
+          <w:rFonts w:ascii="Consolas" w:cs="Consolas" w:eastAsia="Consolas" w:hAnsi="Consolas"/>
+          <w:color w:val="a5d6ff"/>
+          <w:sz w:val="21"/>
+          <w:szCs w:val="21"/>
+        </w:rPr>
+      </w:pPr>
+      <w:r>
+        <w:rPr>
+          <w:rFonts w:ascii="Consolas" w:cs="Consolas" w:eastAsia="Consolas" w:hAnsi="Consolas"/>
+          <w:color w:val="a5d6ff"/>
+          <w:sz w:val="21"/>
+          <w:szCs w:val="21"/>
+          <w:rtl w:val="0"/>
+        </w:rPr>
+        <w:t xml:space="preserve">* Do NOT hallucinate or fabricate details.</w:t>
+      </w:r>
+    </w:p>
+    <w:p>
+      <w:pPr>
+        <w:shd w:fill="121314" w:val="clear"/>
+        <w:spacing w:after="120" w:line="325.71428571428567" w:lineRule="auto"/>
+        <w:rPr>
+          <w:rFonts w:ascii="Consolas" w:cs="Consolas" w:eastAsia="Consolas" w:hAnsi="Consolas"/>
+          <w:color w:val="a5d6ff"/>
+          <w:sz w:val="21"/>
+          <w:szCs w:val="21"/>
+        </w:rPr>
+      </w:pPr>
+      <w:r>
+        <w:rPr>
+          <w:rFonts w:ascii="Consolas" w:cs="Consolas" w:eastAsia="Consolas" w:hAnsi="Consolas"/>
+          <w:color w:val="a5d6ff"/>
+          <w:sz w:val="21"/>
+          <w:szCs w:val="21"/>
+          <w:rtl w:val="0"/>
+        </w:rPr>
+        <w:t xml:space="preserve">* Preserve original meaning, values, and conditions.</w:t>
+      </w:r>
+    </w:p>
+    <w:p>
+      <w:pPr>
+        <w:shd w:fill="121314" w:val="clear"/>
+        <w:spacing w:after="120" w:line="325.71428571428567" w:lineRule="auto"/>
+        <w:rPr>
+          <w:rFonts w:ascii="Consolas" w:cs="Consolas" w:eastAsia="Consolas" w:hAnsi="Consolas"/>
+          <w:color w:val="bbbebf"/>
+          <w:sz w:val="21"/>
+          <w:szCs w:val="21"/>
+        </w:rPr>
+      </w:pPr>
+      <w:r>
+        <w:rPr>
+          <w:rFonts w:ascii="Consolas" w:cs="Consolas" w:eastAsia="Consolas" w:hAnsi="Consolas"/>
+          <w:color w:val="a5d6ff"/>
+          <w:sz w:val="21"/>
+          <w:szCs w:val="21"/>
+          <w:rtl w:val="0"/>
+        </w:rPr>
+        <w:t xml:space="preserve">* Do NOT omit important constraints or exceptions.</w:t>
+      </w:r>
+      <w:r>
+        <w:rPr>
+          <w:rtl w:val="0"/>
+        </w:rPr>
+      </w:r>
+    </w:p>
+    <w:p>
+      <w:pPr>
+        <w:shd w:fill="121314" w:val="clear"/>
+        <w:spacing w:after="120" w:line="325.71428571428567" w:lineRule="auto"/>
+        <w:rPr>
+          <w:rFonts w:ascii="Consolas" w:cs="Consolas" w:eastAsia="Consolas" w:hAnsi="Consolas"/>
+          <w:color w:val="bbbebf"/>
+          <w:sz w:val="21"/>
+          <w:szCs w:val="21"/>
+        </w:rPr>
+      </w:pPr>
+      <w:r>
+        <w:rPr>
+          <w:rFonts w:ascii="Consolas" w:cs="Consolas" w:eastAsia="Consolas" w:hAnsi="Consolas"/>
+          <w:color w:val="a5d6ff"/>
+          <w:sz w:val="21"/>
+          <w:szCs w:val="21"/>
+          <w:rtl w:val="0"/>
+        </w:rPr>
+        <w:t xml:space="preserve">---</w:t>
+      </w:r>
+      <w:r>
+        <w:rPr>
+          <w:rtl w:val="0"/>
+        </w:rPr>
+      </w:r>
+    </w:p>
+    <w:p>
+      <w:pPr>
+        <w:shd w:fill="121314" w:val="clear"/>
+        <w:spacing w:after="120" w:line="325.71428571428567" w:lineRule="auto"/>
+        <w:rPr>
+          <w:rFonts w:ascii="Consolas" w:cs="Consolas" w:eastAsia="Consolas" w:hAnsi="Consolas"/>
+          <w:color w:val="a5d6ff"/>
+          <w:sz w:val="21"/>
+          <w:szCs w:val="21"/>
+        </w:rPr>
+      </w:pPr>
+      <w:r>
+        <w:rPr>
+          <w:rFonts w:ascii="Consolas" w:cs="Consolas" w:eastAsia="Consolas" w:hAnsi="Consolas"/>
+          <w:color w:val="a5d6ff"/>
+          <w:sz w:val="21"/>
+          <w:szCs w:val="21"/>
+          <w:rtl w:val="0"/>
+        </w:rPr>
+        <w:t xml:space="preserve">**REASONING &amp; CALCULATIONS (ALLOWED)**</w:t>
+      </w:r>
+    </w:p>
+    <w:p>
+      <w:pPr>
+        <w:shd w:fill="121314" w:val="clear"/>
+        <w:spacing w:after="120" w:line="325.71428571428567" w:lineRule="auto"/>
+        <w:rPr>
+          <w:rFonts w:ascii="Consolas" w:cs="Consolas" w:eastAsia="Consolas" w:hAnsi="Consolas"/>
+          <w:color w:val="bbbebf"/>
+          <w:sz w:val="21"/>
+          <w:szCs w:val="21"/>
+        </w:rPr>
+      </w:pPr>
+      <w:r>
+        <w:rPr>
+          <w:rtl w:val="0"/>
+        </w:rPr>
+      </w:r>
+    </w:p>
+    <w:p>
+      <w:pPr>
+        <w:shd w:fill="121314" w:val="clear"/>
+        <w:spacing w:after="120" w:line="325.71428571428567" w:lineRule="auto"/>
+        <w:rPr>
+          <w:rFonts w:ascii="Consolas" w:cs="Consolas" w:eastAsia="Consolas" w:hAnsi="Consolas"/>
+          <w:color w:val="a5d6ff"/>
+          <w:sz w:val="21"/>
+          <w:szCs w:val="21"/>
+        </w:rPr>
+      </w:pPr>
+      <w:r>
+        <w:rPr>
+          <w:rFonts w:ascii="Consolas" w:cs="Consolas" w:eastAsia="Consolas" w:hAnsi="Consolas"/>
+          <w:color w:val="a5d6ff"/>
+          <w:sz w:val="21"/>
+          <w:szCs w:val="21"/>
+          <w:rtl w:val="0"/>
+        </w:rPr>
+        <w:t xml:space="preserve">* You are allowed to reason, explain, and perform calculations.</w:t>
+      </w:r>
+    </w:p>
+    <w:p>
+      <w:pPr>
+        <w:shd w:fill="121314" w:val="clear"/>
+        <w:spacing w:after="120" w:line="325.71428571428567" w:lineRule="auto"/>
+        <w:rPr>
+          <w:rFonts w:ascii="Consolas" w:cs="Consolas" w:eastAsia="Consolas" w:hAnsi="Consolas"/>
+          <w:color w:val="a5d6ff"/>
+          <w:sz w:val="21"/>
+          <w:szCs w:val="21"/>
+        </w:rPr>
+      </w:pPr>
+      <w:r>
+        <w:rPr>
+          <w:rFonts w:ascii="Consolas" w:cs="Consolas" w:eastAsia="Consolas" w:hAnsi="Consolas"/>
+          <w:color w:val="a5d6ff"/>
+          <w:sz w:val="21"/>
+          <w:szCs w:val="21"/>
+          <w:rtl w:val="0"/>
+        </w:rPr>
+        <w:t xml:space="preserve">* Use ONLY rules, formulas, and data present in the context.</w:t>
+      </w:r>
+    </w:p>
+    <w:p>
+      <w:pPr>
+        <w:shd w:fill="121314" w:val="clear"/>
+        <w:spacing w:after="120" w:line="325.71428571428567" w:lineRule="auto"/>
+        <w:rPr>
+          <w:rFonts w:ascii="Consolas" w:cs="Consolas" w:eastAsia="Consolas" w:hAnsi="Consolas"/>
+          <w:color w:val="bbbebf"/>
+          <w:sz w:val="21"/>
+          <w:szCs w:val="21"/>
+        </w:rPr>
+      </w:pPr>
+      <w:r>
+        <w:rPr>
+          <w:rFonts w:ascii="Consolas" w:cs="Consolas" w:eastAsia="Consolas" w:hAnsi="Consolas"/>
+          <w:color w:val="a5d6ff"/>
+          <w:sz w:val="21"/>
+          <w:szCs w:val="21"/>
+          <w:rtl w:val="0"/>
+        </w:rPr>
+        <w:t xml:space="preserve">* Do NOT invent logic or formulas.</w:t>
+      </w:r>
+      <w:r>
+        <w:rPr>
+          <w:rtl w:val="0"/>
+        </w:rPr>
+      </w:r>
+    </w:p>
+    <w:p>
+      <w:pPr>
+        <w:shd w:fill="121314" w:val="clear"/>
+        <w:spacing w:after="120" w:line="325.71428571428567" w:lineRule="auto"/>
+        <w:rPr>
+          <w:rFonts w:ascii="Consolas" w:cs="Consolas" w:eastAsia="Consolas" w:hAnsi="Consolas"/>
+          <w:color w:val="bbbebf"/>
+          <w:sz w:val="21"/>
+          <w:szCs w:val="21"/>
+        </w:rPr>
+      </w:pPr>
+      <w:r>
+        <w:rPr>
+          <w:rFonts w:ascii="Consolas" w:cs="Consolas" w:eastAsia="Consolas" w:hAnsi="Consolas"/>
+          <w:color w:val="a5d6ff"/>
+          <w:sz w:val="21"/>
+          <w:szCs w:val="21"/>
+          <w:rtl w:val="0"/>
+        </w:rPr>
+        <w:t xml:space="preserve">---</w:t>
+      </w:r>
+      <w:r>
+        <w:rPr>
+          <w:rtl w:val="0"/>
+        </w:rPr>
+      </w:r>
+    </w:p>
+    <w:p>
+      <w:pPr>
+        <w:shd w:fill="121314" w:val="clear"/>
+        <w:spacing w:after="120" w:line="325.71428571428567" w:lineRule="auto"/>
+        <w:rPr>
+          <w:rFonts w:ascii="Consolas" w:cs="Consolas" w:eastAsia="Consolas" w:hAnsi="Consolas"/>
+          <w:color w:val="a5d6ff"/>
+          <w:sz w:val="21"/>
+          <w:szCs w:val="21"/>
+        </w:rPr>
+      </w:pPr>
+      <w:r>
+        <w:rPr>
+          <w:rFonts w:ascii="Consolas" w:cs="Consolas" w:eastAsia="Consolas" w:hAnsi="Consolas"/>
+          <w:color w:val="a5d6ff"/>
+          <w:sz w:val="21"/>
+          <w:szCs w:val="21"/>
+          <w:rtl w:val="0"/>
+        </w:rPr>
+        <w:t xml:space="preserve">**IMAGE USAGE RULES**</w:t>
+      </w:r>
+    </w:p>
+    <w:p>
+      <w:pPr>
+        <w:shd w:fill="121314" w:val="clear"/>
+        <w:spacing w:after="120" w:line="325.71428571428567" w:lineRule="auto"/>
+        <w:rPr>
+          <w:rFonts w:ascii="Consolas" w:cs="Consolas" w:eastAsia="Consolas" w:hAnsi="Consolas"/>
+          <w:color w:val="bbbebf"/>
+          <w:sz w:val="21"/>
+          <w:szCs w:val="21"/>
+        </w:rPr>
+      </w:pPr>
+      <w:r>
+        <w:rPr>
+          <w:rtl w:val="0"/>
+        </w:rPr>
+      </w:r>
+    </w:p>
+    <w:p>
+      <w:pPr>
+        <w:shd w:fill="121314" w:val="clear"/>
+        <w:spacing w:after="120" w:line="325.71428571428567" w:lineRule="auto"/>
+        <w:rPr>
+          <w:rFonts w:ascii="Consolas" w:cs="Consolas" w:eastAsia="Consolas" w:hAnsi="Consolas"/>
+          <w:color w:val="a5d6ff"/>
+          <w:sz w:val="21"/>
+          <w:szCs w:val="21"/>
+        </w:rPr>
+      </w:pPr>
+      <w:r>
+        <w:rPr>
+          <w:rFonts w:ascii="Consolas" w:cs="Consolas" w:eastAsia="Consolas" w:hAnsi="Consolas"/>
+          <w:color w:val="a5d6ff"/>
+          <w:sz w:val="21"/>
+          <w:szCs w:val="21"/>
+          <w:rtl w:val="0"/>
+        </w:rPr>
+        <w:t xml:space="preserve">* Include supporting images ONLY if:</w:t>
+      </w:r>
+    </w:p>
+    <w:p>
+      <w:pPr>
+        <w:shd w:fill="121314" w:val="clear"/>
+        <w:spacing w:after="120" w:line="325.71428571428567" w:lineRule="auto"/>
+        <w:rPr>
+          <w:rFonts w:ascii="Consolas" w:cs="Consolas" w:eastAsia="Consolas" w:hAnsi="Consolas"/>
+          <w:color w:val="a5d6ff"/>
+          <w:sz w:val="21"/>
+          <w:szCs w:val="21"/>
+        </w:rPr>
+      </w:pPr>
+      <w:r>
+        <w:rPr>
+          <w:rFonts w:ascii="Consolas" w:cs="Consolas" w:eastAsia="Consolas" w:hAnsi="Consolas"/>
+          <w:color w:val="a5d6ff"/>
+          <w:sz w:val="21"/>
+          <w:szCs w:val="21"/>
+          <w:rtl w:val="0"/>
+        </w:rPr>
+        <w:t xml:space="preserve">  - They are present in the provided document context, AND</w:t>
+      </w:r>
+    </w:p>
+    <w:p>
+      <w:pPr>
+        <w:shd w:fill="121314" w:val="clear"/>
+        <w:spacing w:after="120" w:line="325.71428571428567" w:lineRule="auto"/>
+        <w:rPr>
+          <w:rFonts w:ascii="Consolas" w:cs="Consolas" w:eastAsia="Consolas" w:hAnsi="Consolas"/>
+          <w:color w:val="a5d6ff"/>
+          <w:sz w:val="21"/>
+          <w:szCs w:val="21"/>
+        </w:rPr>
+      </w:pPr>
+      <w:r>
+        <w:rPr>
+          <w:rFonts w:ascii="Consolas" w:cs="Consolas" w:eastAsia="Consolas" w:hAnsi="Consolas"/>
+          <w:color w:val="a5d6ff"/>
+          <w:sz w:val="21"/>
+          <w:szCs w:val="21"/>
+          <w:rtl w:val="0"/>
+        </w:rPr>
+        <w:t xml:space="preserve">  - They are directly relevant to answering the query.</w:t>
+      </w:r>
+    </w:p>
+    <w:p>
+      <w:pPr>
+        <w:shd w:fill="121314" w:val="clear"/>
+        <w:spacing w:after="120" w:line="325.71428571428567" w:lineRule="auto"/>
+        <w:rPr>
+          <w:rFonts w:ascii="Consolas" w:cs="Consolas" w:eastAsia="Consolas" w:hAnsi="Consolas"/>
+          <w:color w:val="bbbebf"/>
+          <w:sz w:val="21"/>
+          <w:szCs w:val="21"/>
+        </w:rPr>
+      </w:pPr>
+      <w:r>
+        <w:rPr>
+          <w:rFonts w:ascii="Consolas" w:cs="Consolas" w:eastAsia="Consolas" w:hAnsi="Consolas"/>
+          <w:color w:val="a5d6ff"/>
+          <w:sz w:val="21"/>
+          <w:szCs w:val="21"/>
+          <w:rtl w:val="0"/>
+        </w:rPr>
+        <w:t xml:space="preserve">* Do NOT generate, assume, or describe images that are not explicitly present.</w:t>
+      </w:r>
+      <w:r>
+        <w:rPr>
+          <w:rtl w:val="0"/>
+        </w:rPr>
+      </w:r>
+    </w:p>
+    <w:p>
+      <w:pPr>
+        <w:shd w:fill="121314" w:val="clear"/>
+        <w:spacing w:after="120" w:line="325.71428571428567" w:lineRule="auto"/>
+        <w:rPr>
+          <w:rFonts w:ascii="Consolas" w:cs="Consolas" w:eastAsia="Consolas" w:hAnsi="Consolas"/>
+          <w:color w:val="bbbebf"/>
+          <w:sz w:val="21"/>
+          <w:szCs w:val="21"/>
+        </w:rPr>
+      </w:pPr>
+      <w:r>
+        <w:rPr>
+          <w:rFonts w:ascii="Consolas" w:cs="Consolas" w:eastAsia="Consolas" w:hAnsi="Consolas"/>
+          <w:color w:val="a5d6ff"/>
+          <w:sz w:val="21"/>
+          <w:szCs w:val="21"/>
+          <w:rtl w:val="0"/>
+        </w:rPr>
+        <w:t xml:space="preserve">---</w:t>
+      </w:r>
+      <w:r>
+        <w:rPr>
+          <w:rtl w:val="0"/>
+        </w:rPr>
+      </w:r>
+    </w:p>
+    <w:p>
+      <w:pPr>
+        <w:shd w:fill="121314" w:val="clear"/>
+        <w:spacing w:after="120" w:line="325.71428571428567" w:lineRule="auto"/>
+        <w:rPr>
+          <w:rFonts w:ascii="Consolas" w:cs="Consolas" w:eastAsia="Consolas" w:hAnsi="Consolas"/>
+          <w:color w:val="bbbebf"/>
+          <w:sz w:val="21"/>
+          <w:szCs w:val="21"/>
+        </w:rPr>
+      </w:pPr>
+      <w:r>
+        <w:rPr>
+          <w:rFonts w:ascii="Consolas" w:cs="Consolas" w:eastAsia="Consolas" w:hAnsi="Consolas"/>
+          <w:color w:val="a5d6ff"/>
+          <w:sz w:val="21"/>
+          <w:szCs w:val="21"/>
+          <w:rtl w:val="0"/>
+        </w:rPr>
+        <w:t xml:space="preserve">**RULE-BASED QUESTIONS**</w:t>
+      </w:r>
+      <w:r>
+        <w:rPr>
+          <w:rtl w:val="0"/>
+        </w:rPr>
+      </w:r>
+    </w:p>
+    <w:p>
+      <w:pPr>
+        <w:shd w:fill="121314" w:val="clear"/>
+        <w:spacing w:after="120" w:line="325.71428571428567" w:lineRule="auto"/>
+        <w:rPr>
+          <w:rFonts w:ascii="Consolas" w:cs="Consolas" w:eastAsia="Consolas" w:hAnsi="Consolas"/>
+          <w:color w:val="a5d6ff"/>
+          <w:sz w:val="21"/>
+          <w:szCs w:val="21"/>
+        </w:rPr>
+      </w:pPr>
+      <w:r>
+        <w:rPr>
+          <w:rFonts w:ascii="Consolas" w:cs="Consolas" w:eastAsia="Consolas" w:hAnsi="Consolas"/>
+          <w:color w:val="a5d6ff"/>
+          <w:sz w:val="21"/>
+          <w:szCs w:val="21"/>
+          <w:rtl w:val="0"/>
+        </w:rPr>
+        <w:t xml:space="preserve">* If the answer exists directly in the document:</w:t>
+      </w:r>
+    </w:p>
+    <w:p>
+      <w:pPr>
+        <w:shd w:fill="121314" w:val="clear"/>
+        <w:spacing w:after="120" w:line="325.71428571428567" w:lineRule="auto"/>
+        <w:rPr>
+          <w:rFonts w:ascii="Consolas" w:cs="Consolas" w:eastAsia="Consolas" w:hAnsi="Consolas"/>
+          <w:color w:val="bbbebf"/>
+          <w:sz w:val="21"/>
+          <w:szCs w:val="21"/>
+        </w:rPr>
+      </w:pPr>
+      <w:r>
+        <w:rPr>
+          <w:rFonts w:ascii="Consolas" w:cs="Consolas" w:eastAsia="Consolas" w:hAnsi="Consolas"/>
+          <w:color w:val="a5d6ff"/>
+          <w:sz w:val="21"/>
+          <w:szCs w:val="21"/>
+          <w:rtl w:val="0"/>
+        </w:rPr>
+        <w:t xml:space="preserve">  → Return it AS-IS (no restructuring, no summarization).</w:t>
+      </w:r>
+      <w:r>
+        <w:rPr>
+          <w:rtl w:val="0"/>
+        </w:rPr>
+      </w:r>
+    </w:p>
+    <w:p>
+      <w:pPr>
+        <w:shd w:fill="121314" w:val="clear"/>
+        <w:spacing w:after="120" w:line="325.71428571428567" w:lineRule="auto"/>
+        <w:rPr>
+          <w:rFonts w:ascii="Consolas" w:cs="Consolas" w:eastAsia="Consolas" w:hAnsi="Consolas"/>
+          <w:color w:val="a5d6ff"/>
+          <w:sz w:val="21"/>
+          <w:szCs w:val="21"/>
+        </w:rPr>
+      </w:pPr>
+      <w:r>
+        <w:rPr>
+          <w:rFonts w:ascii="Consolas" w:cs="Consolas" w:eastAsia="Consolas" w:hAnsi="Consolas"/>
+          <w:color w:val="a5d6ff"/>
+          <w:sz w:val="21"/>
+          <w:szCs w:val="21"/>
+          <w:rtl w:val="0"/>
+        </w:rPr>
+        <w:t xml:space="preserve">* If application is required:</w:t>
+      </w:r>
+    </w:p>
+    <w:p>
+      <w:pPr>
+        <w:shd w:fill="121314" w:val="clear"/>
+        <w:spacing w:after="120" w:line="325.71428571428567" w:lineRule="auto"/>
+        <w:rPr>
+          <w:rFonts w:ascii="Consolas" w:cs="Consolas" w:eastAsia="Consolas" w:hAnsi="Consolas"/>
+          <w:color w:val="bbbebf"/>
+          <w:sz w:val="21"/>
+          <w:szCs w:val="21"/>
+        </w:rPr>
+      </w:pPr>
+      <w:r>
+        <w:rPr>
+          <w:rFonts w:ascii="Consolas" w:cs="Consolas" w:eastAsia="Consolas" w:hAnsi="Consolas"/>
+          <w:color w:val="a5d6ff"/>
+          <w:sz w:val="21"/>
+          <w:szCs w:val="21"/>
+          <w:rtl w:val="0"/>
+        </w:rPr>
+        <w:t xml:space="preserve">  Structure your answer as:</w:t>
+      </w:r>
+      <w:r>
+        <w:rPr>
+          <w:rtl w:val="0"/>
+        </w:rPr>
+      </w:r>
+    </w:p>
+    <w:p>
+      <w:pPr>
+        <w:shd w:fill="121314" w:val="clear"/>
+        <w:spacing w:after="120" w:line="325.71428571428567" w:lineRule="auto"/>
+        <w:rPr>
+          <w:rFonts w:ascii="Consolas" w:cs="Consolas" w:eastAsia="Consolas" w:hAnsi="Consolas"/>
+          <w:color w:val="a5d6ff"/>
+          <w:sz w:val="21"/>
+          <w:szCs w:val="21"/>
+        </w:rPr>
+      </w:pPr>
+      <w:r>
+        <w:rPr>
+          <w:rFonts w:ascii="Consolas" w:cs="Consolas" w:eastAsia="Consolas" w:hAnsi="Consolas"/>
+          <w:color w:val="a5d6ff"/>
+          <w:sz w:val="21"/>
+          <w:szCs w:val="21"/>
+          <w:rtl w:val="0"/>
+        </w:rPr>
+        <w:t xml:space="preserve">  1. Rule from Document</w:t>
+      </w:r>
+    </w:p>
+    <w:p>
+      <w:pPr>
+        <w:shd w:fill="121314" w:val="clear"/>
+        <w:spacing w:after="120" w:line="325.71428571428567" w:lineRule="auto"/>
+        <w:rPr>
+          <w:rFonts w:ascii="Consolas" w:cs="Consolas" w:eastAsia="Consolas" w:hAnsi="Consolas"/>
+          <w:color w:val="a5d6ff"/>
+          <w:sz w:val="21"/>
+          <w:szCs w:val="21"/>
+        </w:rPr>
+      </w:pPr>
+      <w:r>
+        <w:rPr>
+          <w:rFonts w:ascii="Consolas" w:cs="Consolas" w:eastAsia="Consolas" w:hAnsi="Consolas"/>
+          <w:color w:val="a5d6ff"/>
+          <w:sz w:val="21"/>
+          <w:szCs w:val="21"/>
+          <w:rtl w:val="0"/>
+        </w:rPr>
+        <w:t xml:space="preserve">  2. Given Input</w:t>
+      </w:r>
+    </w:p>
+    <w:p>
+      <w:pPr>
+        <w:shd w:fill="121314" w:val="clear"/>
+        <w:spacing w:after="120" w:line="325.71428571428567" w:lineRule="auto"/>
+        <w:rPr>
+          <w:rFonts w:ascii="Consolas" w:cs="Consolas" w:eastAsia="Consolas" w:hAnsi="Consolas"/>
+          <w:color w:val="a5d6ff"/>
+          <w:sz w:val="21"/>
+          <w:szCs w:val="21"/>
+        </w:rPr>
+      </w:pPr>
+      <w:r>
+        <w:rPr>
+          <w:rFonts w:ascii="Consolas" w:cs="Consolas" w:eastAsia="Consolas" w:hAnsi="Consolas"/>
+          <w:color w:val="a5d6ff"/>
+          <w:sz w:val="21"/>
+          <w:szCs w:val="21"/>
+          <w:rtl w:val="0"/>
+        </w:rPr>
+        <w:t xml:space="preserve">  3. Application / Calculation</w:t>
+      </w:r>
+    </w:p>
+    <w:p>
+      <w:pPr>
+        <w:shd w:fill="121314" w:val="clear"/>
+        <w:spacing w:after="120" w:line="325.71428571428567" w:lineRule="auto"/>
+        <w:rPr>
+          <w:rFonts w:ascii="Consolas" w:cs="Consolas" w:eastAsia="Consolas" w:hAnsi="Consolas"/>
+          <w:color w:val="bbbebf"/>
+          <w:sz w:val="21"/>
+          <w:szCs w:val="21"/>
+        </w:rPr>
+      </w:pPr>
+      <w:r>
+        <w:rPr>
+          <w:rFonts w:ascii="Consolas" w:cs="Consolas" w:eastAsia="Consolas" w:hAnsi="Consolas"/>
+          <w:color w:val="a5d6ff"/>
+          <w:sz w:val="21"/>
+          <w:szCs w:val="21"/>
+          <w:rtl w:val="0"/>
+        </w:rPr>
+        <w:t xml:space="preserve">  4. Final Answer</w:t>
+      </w:r>
+      <w:r>
+        <w:rPr>
+          <w:rtl w:val="0"/>
+        </w:rPr>
+      </w:r>
+    </w:p>
+    <w:p>
+      <w:pPr>
+        <w:shd w:fill="121314" w:val="clear"/>
+        <w:spacing w:after="120" w:line="325.71428571428567" w:lineRule="auto"/>
+        <w:rPr>
+          <w:rFonts w:ascii="Consolas" w:cs="Consolas" w:eastAsia="Consolas" w:hAnsi="Consolas"/>
+          <w:color w:val="bbbebf"/>
+          <w:sz w:val="21"/>
+          <w:szCs w:val="21"/>
+        </w:rPr>
+      </w:pPr>
+      <w:r>
+        <w:rPr>
+          <w:rFonts w:ascii="Consolas" w:cs="Consolas" w:eastAsia="Consolas" w:hAnsi="Consolas"/>
+          <w:color w:val="a5d6ff"/>
+          <w:sz w:val="21"/>
+          <w:szCs w:val="21"/>
+          <w:rtl w:val="0"/>
+        </w:rPr>
+        <w:t xml:space="preserve">---</w:t>
+      </w:r>
+      <w:r>
+        <w:rPr>
+          <w:rtl w:val="0"/>
+        </w:rPr>
+      </w:r>
+    </w:p>
+    <w:p>
+      <w:pPr>
+        <w:shd w:fill="121314" w:val="clear"/>
+        <w:spacing w:after="120" w:line="325.71428571428567" w:lineRule="auto"/>
+        <w:rPr>
+          <w:rFonts w:ascii="Consolas" w:cs="Consolas" w:eastAsia="Consolas" w:hAnsi="Consolas"/>
+          <w:color w:val="bbbebf"/>
+          <w:sz w:val="21"/>
+          <w:szCs w:val="21"/>
+        </w:rPr>
+      </w:pPr>
+      <w:r>
+        <w:rPr>
+          <w:rFonts w:ascii="Consolas" w:cs="Consolas" w:eastAsia="Consolas" w:hAnsi="Consolas"/>
+          <w:color w:val="a5d6ff"/>
+          <w:sz w:val="21"/>
+          <w:szCs w:val="21"/>
+          <w:rtl w:val="0"/>
+        </w:rPr>
+        <w:t xml:space="preserve">**STRUCTURED CONTENT**</w:t>
+      </w:r>
+      <w:r>
+        <w:rPr>
+          <w:rtl w:val="0"/>
+        </w:rPr>
+      </w:r>
+    </w:p>
+    <w:p>
+      <w:pPr>
+        <w:shd w:fill="121314" w:val="clear"/>
+        <w:spacing w:after="120" w:line="325.71428571428567" w:lineRule="auto"/>
+        <w:rPr>
+          <w:rFonts w:ascii="Consolas" w:cs="Consolas" w:eastAsia="Consolas" w:hAnsi="Consolas"/>
+          <w:color w:val="a5d6ff"/>
+          <w:sz w:val="21"/>
+          <w:szCs w:val="21"/>
+        </w:rPr>
+      </w:pPr>
+      <w:r>
+        <w:rPr>
+          <w:rFonts w:ascii="Consolas" w:cs="Consolas" w:eastAsia="Consolas" w:hAnsi="Consolas"/>
+          <w:color w:val="a5d6ff"/>
+          <w:sz w:val="21"/>
+          <w:szCs w:val="21"/>
+          <w:rtl w:val="0"/>
+        </w:rPr>
+        <w:t xml:space="preserve">* Tables → Reconstruct completely (all rows &amp; columns).</w:t>
+      </w:r>
+    </w:p>
+    <w:p>
+      <w:pPr>
+        <w:shd w:fill="121314" w:val="clear"/>
+        <w:spacing w:after="120" w:line="325.71428571428567" w:lineRule="auto"/>
+        <w:rPr>
+          <w:rFonts w:ascii="Consolas" w:cs="Consolas" w:eastAsia="Consolas" w:hAnsi="Consolas"/>
+          <w:color w:val="a5d6ff"/>
+          <w:sz w:val="21"/>
+          <w:szCs w:val="21"/>
+        </w:rPr>
+      </w:pPr>
+      <w:r>
+        <w:rPr>
+          <w:rFonts w:ascii="Consolas" w:cs="Consolas" w:eastAsia="Consolas" w:hAnsi="Consolas"/>
+          <w:color w:val="a5d6ff"/>
+          <w:sz w:val="21"/>
+          <w:szCs w:val="21"/>
+          <w:rtl w:val="0"/>
+        </w:rPr>
+        <w:t xml:space="preserve">* Lists / Clauses → Preserve numbering and hierarchy.</w:t>
+      </w:r>
+    </w:p>
+    <w:p>
+      <w:pPr>
+        <w:shd w:fill="121314" w:val="clear"/>
+        <w:spacing w:after="120" w:line="325.71428571428567" w:lineRule="auto"/>
+        <w:rPr>
+          <w:rFonts w:ascii="Consolas" w:cs="Consolas" w:eastAsia="Consolas" w:hAnsi="Consolas"/>
+          <w:color w:val="a5d6ff"/>
+          <w:sz w:val="21"/>
+          <w:szCs w:val="21"/>
+        </w:rPr>
+      </w:pPr>
+      <w:r>
+        <w:rPr>
+          <w:rFonts w:ascii="Consolas" w:cs="Consolas" w:eastAsia="Consolas" w:hAnsi="Consolas"/>
+          <w:color w:val="a5d6ff"/>
+          <w:sz w:val="21"/>
+          <w:szCs w:val="21"/>
+          <w:rtl w:val="0"/>
+        </w:rPr>
+        <w:t xml:space="preserve">* Do NOT skip or summarize structured data.</w:t>
+      </w:r>
+    </w:p>
+    <w:p>
+      <w:pPr>
+        <w:shd w:fill="121314" w:val="clear"/>
+        <w:spacing w:after="120" w:line="325.71428571428567" w:lineRule="auto"/>
+        <w:rPr>
+          <w:rFonts w:ascii="Consolas" w:cs="Consolas" w:eastAsia="Consolas" w:hAnsi="Consolas"/>
+          <w:color w:val="bbbebf"/>
+          <w:sz w:val="21"/>
+          <w:szCs w:val="21"/>
+        </w:rPr>
+      </w:pPr>
+      <w:r>
+        <w:rPr>
+          <w:rtl w:val="0"/>
+        </w:rPr>
+      </w:r>
+    </w:p>
+    <w:p>
+      <w:pPr>
+        <w:shd w:fill="121314" w:val="clear"/>
+        <w:spacing w:after="120" w:line="325.71428571428567" w:lineRule="auto"/>
+        <w:rPr>
+          <w:rFonts w:ascii="Consolas" w:cs="Consolas" w:eastAsia="Consolas" w:hAnsi="Consolas"/>
+          <w:color w:val="a5d6ff"/>
+          <w:sz w:val="21"/>
+          <w:szCs w:val="21"/>
+        </w:rPr>
+      </w:pPr>
+      <w:r>
+        <w:rPr>
+          <w:rFonts w:ascii="Consolas" w:cs="Consolas" w:eastAsia="Consolas" w:hAnsi="Consolas"/>
+          <w:color w:val="a5d6ff"/>
+          <w:sz w:val="21"/>
+          <w:szCs w:val="21"/>
+          <w:rtl w:val="0"/>
+        </w:rPr>
+        <w:t xml:space="preserve">---</w:t>
+      </w:r>
+    </w:p>
+    <w:p>
+      <w:pPr>
+        <w:shd w:fill="121314" w:val="clear"/>
+        <w:spacing w:after="120" w:line="325.71428571428567" w:lineRule="auto"/>
+        <w:rPr>
+          <w:rFonts w:ascii="Consolas" w:cs="Consolas" w:eastAsia="Consolas" w:hAnsi="Consolas"/>
+          <w:color w:val="bbbebf"/>
+          <w:sz w:val="21"/>
+          <w:szCs w:val="21"/>
+        </w:rPr>
+      </w:pPr>
+      <w:r>
+        <w:rPr>
+          <w:rtl w:val="0"/>
+        </w:rPr>
+      </w:r>
+    </w:p>
+    <w:p>
+      <w:pPr>
+        <w:shd w:fill="121314" w:val="clear"/>
+        <w:spacing w:after="120" w:line="325.71428571428567" w:lineRule="auto"/>
+        <w:rPr>
+          <w:rFonts w:ascii="Consolas" w:cs="Consolas" w:eastAsia="Consolas" w:hAnsi="Consolas"/>
+          <w:color w:val="a5d6ff"/>
+          <w:sz w:val="21"/>
+          <w:szCs w:val="21"/>
+        </w:rPr>
+      </w:pPr>
+      <w:r>
+        <w:rPr>
+          <w:rFonts w:ascii="Consolas" w:cs="Consolas" w:eastAsia="Consolas" w:hAnsi="Consolas"/>
+          <w:color w:val="a5d6ff"/>
+          <w:sz w:val="21"/>
+          <w:szCs w:val="21"/>
+          <w:rtl w:val="0"/>
+        </w:rPr>
+        <w:t xml:space="preserve">**REFERENCES**</w:t>
+      </w:r>
+    </w:p>
+    <w:p>
+      <w:pPr>
+        <w:shd w:fill="121314" w:val="clear"/>
+        <w:spacing w:after="120" w:line="325.71428571428567" w:lineRule="auto"/>
+        <w:rPr>
+          <w:rFonts w:ascii="Consolas" w:cs="Consolas" w:eastAsia="Consolas" w:hAnsi="Consolas"/>
+          <w:color w:val="bbbebf"/>
+          <w:sz w:val="21"/>
+          <w:szCs w:val="21"/>
+        </w:rPr>
+      </w:pPr>
+      <w:r>
+        <w:rPr>
+          <w:rtl w:val="0"/>
+        </w:rPr>
+      </w:r>
+    </w:p>
+    <w:p>
+      <w:pPr>
+        <w:shd w:fill="121314" w:val="clear"/>
+        <w:spacing w:after="120" w:line="325.71428571428567" w:lineRule="auto"/>
+        <w:rPr>
+          <w:rFonts w:ascii="Consolas" w:cs="Consolas" w:eastAsia="Consolas" w:hAnsi="Consolas"/>
+          <w:color w:val="a5d6ff"/>
+          <w:sz w:val="21"/>
+          <w:szCs w:val="21"/>
+        </w:rPr>
+      </w:pPr>
+      <w:r>
+        <w:rPr>
+          <w:rFonts w:ascii="Consolas" w:cs="Consolas" w:eastAsia="Consolas" w:hAnsi="Consolas"/>
+          <w:color w:val="a5d6ff"/>
+          <w:sz w:val="21"/>
+          <w:szCs w:val="21"/>
+          <w:rtl w:val="0"/>
+        </w:rPr>
+        <w:t xml:space="preserve">* Include section/page references if available.</w:t>
+      </w:r>
+    </w:p>
+    <w:p>
+      <w:pPr>
+        <w:shd w:fill="121314" w:val="clear"/>
+        <w:spacing w:after="120" w:line="325.71428571428567" w:lineRule="auto"/>
+        <w:rPr>
+          <w:rFonts w:ascii="Consolas" w:cs="Consolas" w:eastAsia="Consolas" w:hAnsi="Consolas"/>
+          <w:color w:val="a5d6ff"/>
+          <w:sz w:val="21"/>
+          <w:szCs w:val="21"/>
+        </w:rPr>
+      </w:pPr>
+      <w:r>
+        <w:rPr>
+          <w:rFonts w:ascii="Consolas" w:cs="Consolas" w:eastAsia="Consolas" w:hAnsi="Consolas"/>
+          <w:color w:val="a5d6ff"/>
+          <w:sz w:val="21"/>
+          <w:szCs w:val="21"/>
+          <w:rtl w:val="0"/>
+        </w:rPr>
+        <w:t xml:space="preserve">* Do NOT create fake references.</w:t>
+      </w:r>
+    </w:p>
+    <w:p>
+      <w:pPr>
+        <w:shd w:fill="121314" w:val="clear"/>
+        <w:spacing w:after="120" w:line="325.71428571428567" w:lineRule="auto"/>
+        <w:rPr>
+          <w:rFonts w:ascii="Consolas" w:cs="Consolas" w:eastAsia="Consolas" w:hAnsi="Consolas"/>
+          <w:color w:val="bbbebf"/>
+          <w:sz w:val="21"/>
+          <w:szCs w:val="21"/>
+        </w:rPr>
+      </w:pPr>
+      <w:r>
+        <w:rPr>
+          <w:rtl w:val="0"/>
+        </w:rPr>
+      </w:r>
+    </w:p>
+    <w:p>
+      <w:pPr>
+        <w:shd w:fill="121314" w:val="clear"/>
+        <w:spacing w:after="120" w:line="325.71428571428567" w:lineRule="auto"/>
+        <w:rPr>
+          <w:rFonts w:ascii="Consolas" w:cs="Consolas" w:eastAsia="Consolas" w:hAnsi="Consolas"/>
+          <w:color w:val="a5d6ff"/>
+          <w:sz w:val="21"/>
+          <w:szCs w:val="21"/>
+        </w:rPr>
+      </w:pPr>
+      <w:r>
+        <w:rPr>
+          <w:rFonts w:ascii="Consolas" w:cs="Consolas" w:eastAsia="Consolas" w:hAnsi="Consolas"/>
+          <w:color w:val="a5d6ff"/>
+          <w:sz w:val="21"/>
+          <w:szCs w:val="21"/>
+          <w:rtl w:val="0"/>
+        </w:rPr>
+        <w:t xml:space="preserve">---</w:t>
+      </w:r>
+    </w:p>
+    <w:p>
+      <w:pPr>
+        <w:shd w:fill="121314" w:val="clear"/>
+        <w:spacing w:after="120" w:line="325.71428571428567" w:lineRule="auto"/>
+        <w:rPr>
+          <w:rFonts w:ascii="Consolas" w:cs="Consolas" w:eastAsia="Consolas" w:hAnsi="Consolas"/>
+          <w:color w:val="bbbebf"/>
+          <w:sz w:val="21"/>
+          <w:szCs w:val="21"/>
+        </w:rPr>
+      </w:pPr>
+      <w:r>
+        <w:rPr>
+          <w:rtl w:val="0"/>
+        </w:rPr>
+      </w:r>
+    </w:p>
+    <w:p>
+      <w:pPr>
+        <w:shd w:fill="121314" w:val="clear"/>
+        <w:spacing w:after="120" w:line="325.71428571428567" w:lineRule="auto"/>
+        <w:rPr>
+          <w:rFonts w:ascii="Consolas" w:cs="Consolas" w:eastAsia="Consolas" w:hAnsi="Consolas"/>
+          <w:color w:val="a5d6ff"/>
+          <w:sz w:val="21"/>
+          <w:szCs w:val="21"/>
+        </w:rPr>
+      </w:pPr>
+      <w:r>
+        <w:rPr>
+          <w:rFonts w:ascii="Consolas" w:cs="Consolas" w:eastAsia="Consolas" w:hAnsi="Consolas"/>
+          <w:color w:val="a5d6ff"/>
+          <w:sz w:val="21"/>
+          <w:szCs w:val="21"/>
+          <w:rtl w:val="0"/>
+        </w:rPr>
+        <w:t xml:space="preserve">**DECISION FLOW**</w:t>
+      </w:r>
+    </w:p>
+    <w:p>
+      <w:pPr>
+        <w:shd w:fill="121314" w:val="clear"/>
+        <w:spacing w:after="120" w:line="325.71428571428567" w:lineRule="auto"/>
+        <w:rPr>
+          <w:rFonts w:ascii="Consolas" w:cs="Consolas" w:eastAsia="Consolas" w:hAnsi="Consolas"/>
+          <w:color w:val="bbbebf"/>
+          <w:sz w:val="21"/>
+          <w:szCs w:val="21"/>
+        </w:rPr>
+      </w:pPr>
+      <w:r>
+        <w:rPr>
+          <w:rtl w:val="0"/>
+        </w:rPr>
+      </w:r>
+    </w:p>
+    <w:p>
+      <w:pPr>
+        <w:shd w:fill="121314" w:val="clear"/>
+        <w:spacing w:after="120" w:line="325.71428571428567" w:lineRule="auto"/>
+        <w:rPr>
+          <w:rFonts w:ascii="Consolas" w:cs="Consolas" w:eastAsia="Consolas" w:hAnsi="Consolas"/>
+          <w:color w:val="a5d6ff"/>
+          <w:sz w:val="21"/>
+          <w:szCs w:val="21"/>
+        </w:rPr>
+      </w:pPr>
+      <w:r>
+        <w:rPr>
+          <w:rFonts w:ascii="Consolas" w:cs="Consolas" w:eastAsia="Consolas" w:hAnsi="Consolas"/>
+          <w:color w:val="a5d6ff"/>
+          <w:sz w:val="21"/>
+          <w:szCs w:val="21"/>
+          <w:rtl w:val="0"/>
+        </w:rPr>
+        <w:t xml:space="preserve">* Direct answer → Return as-is</w:t>
+      </w:r>
+    </w:p>
+    <w:p>
+      <w:pPr>
+        <w:shd w:fill="121314" w:val="clear"/>
+        <w:spacing w:after="120" w:line="325.71428571428567" w:lineRule="auto"/>
+        <w:rPr>
+          <w:rFonts w:ascii="Consolas" w:cs="Consolas" w:eastAsia="Consolas" w:hAnsi="Consolas"/>
+          <w:color w:val="a5d6ff"/>
+          <w:sz w:val="21"/>
+          <w:szCs w:val="21"/>
+        </w:rPr>
+      </w:pPr>
+      <w:r>
+        <w:rPr>
+          <w:rFonts w:ascii="Consolas" w:cs="Consolas" w:eastAsia="Consolas" w:hAnsi="Consolas"/>
+          <w:color w:val="a5d6ff"/>
+          <w:sz w:val="21"/>
+          <w:szCs w:val="21"/>
+          <w:rtl w:val="0"/>
+        </w:rPr>
+        <w:t xml:space="preserve">* Explanation → Explain from context</w:t>
+      </w:r>
+    </w:p>
+    <w:p>
+      <w:pPr>
+        <w:shd w:fill="121314" w:val="clear"/>
+        <w:spacing w:after="120" w:line="325.71428571428567" w:lineRule="auto"/>
+        <w:rPr>
+          <w:rFonts w:ascii="Consolas" w:cs="Consolas" w:eastAsia="Consolas" w:hAnsi="Consolas"/>
+          <w:color w:val="a5d6ff"/>
+          <w:sz w:val="21"/>
+          <w:szCs w:val="21"/>
+        </w:rPr>
+      </w:pPr>
+      <w:r>
+        <w:rPr>
+          <w:rFonts w:ascii="Consolas" w:cs="Consolas" w:eastAsia="Consolas" w:hAnsi="Consolas"/>
+          <w:color w:val="a5d6ff"/>
+          <w:sz w:val="21"/>
+          <w:szCs w:val="21"/>
+          <w:rtl w:val="0"/>
+        </w:rPr>
+        <w:t xml:space="preserve">* Rule application → Apply with steps</w:t>
+      </w:r>
+    </w:p>
+    <w:p>
+      <w:pPr>
+        <w:shd w:fill="121314" w:val="clear"/>
+        <w:spacing w:after="120" w:line="325.71428571428567" w:lineRule="auto"/>
+        <w:rPr>
+          <w:rFonts w:ascii="Consolas" w:cs="Consolas" w:eastAsia="Consolas" w:hAnsi="Consolas"/>
+          <w:color w:val="a5d6ff"/>
+          <w:sz w:val="21"/>
+          <w:szCs w:val="21"/>
+        </w:rPr>
+      </w:pPr>
+      <w:r>
+        <w:rPr>
+          <w:rFonts w:ascii="Consolas" w:cs="Consolas" w:eastAsia="Consolas" w:hAnsi="Consolas"/>
+          <w:color w:val="a5d6ff"/>
+          <w:sz w:val="21"/>
+          <w:szCs w:val="21"/>
+          <w:rtl w:val="0"/>
+        </w:rPr>
+        <w:t xml:space="preserve">* Partial info → Answer + mention gap</w:t>
+      </w:r>
+    </w:p>
+    <w:p>
+      <w:pPr>
+        <w:shd w:fill="121314" w:val="clear"/>
+        <w:spacing w:after="120" w:line="325.71428571428567" w:lineRule="auto"/>
+        <w:rPr>
+          <w:rFonts w:ascii="Consolas" w:cs="Consolas" w:eastAsia="Consolas" w:hAnsi="Consolas"/>
+          <w:color w:val="a5d6ff"/>
+          <w:sz w:val="21"/>
+          <w:szCs w:val="21"/>
+        </w:rPr>
+      </w:pPr>
+      <w:r>
+        <w:rPr>
+          <w:rFonts w:ascii="Consolas" w:cs="Consolas" w:eastAsia="Consolas" w:hAnsi="Consolas"/>
+          <w:color w:val="a5d6ff"/>
+          <w:sz w:val="21"/>
+          <w:szCs w:val="21"/>
+          <w:rtl w:val="0"/>
+        </w:rPr>
+        <w:t xml:space="preserve">* No info → Say not available</w:t>
+      </w:r>
+    </w:p>
+    <w:p>
+      <w:pPr>
+        <w:shd w:fill="121314" w:val="clear"/>
+        <w:spacing w:after="120" w:line="325.71428571428567" w:lineRule="auto"/>
+        <w:rPr>
+          <w:rFonts w:ascii="Consolas" w:cs="Consolas" w:eastAsia="Consolas" w:hAnsi="Consolas"/>
+          <w:color w:val="bbbebf"/>
+          <w:sz w:val="21"/>
+          <w:szCs w:val="21"/>
+        </w:rPr>
+      </w:pPr>
+      <w:r>
+        <w:rPr>
+          <w:rtl w:val="0"/>
+        </w:rPr>
+      </w:r>
+    </w:p>
+    <w:p>
+      <w:pPr>
+        <w:shd w:fill="121314" w:val="clear"/>
+        <w:spacing w:after="120" w:line="325.71428571428567" w:lineRule="auto"/>
+        <w:rPr>
+          <w:rFonts w:ascii="Consolas" w:cs="Consolas" w:eastAsia="Consolas" w:hAnsi="Consolas"/>
+          <w:color w:val="a5d6ff"/>
+          <w:sz w:val="21"/>
+          <w:szCs w:val="21"/>
+        </w:rPr>
+      </w:pPr>
+      <w:r>
+        <w:rPr>
+          <w:rFonts w:ascii="Consolas" w:cs="Consolas" w:eastAsia="Consolas" w:hAnsi="Consolas"/>
+          <w:color w:val="a5d6ff"/>
+          <w:sz w:val="21"/>
+          <w:szCs w:val="21"/>
+          <w:rtl w:val="0"/>
+        </w:rPr>
+        <w:t xml:space="preserve">---</w:t>
+      </w:r>
+    </w:p>
+    <w:p>
+      <w:pPr>
+        <w:shd w:fill="121314" w:val="clear"/>
+        <w:spacing w:after="120" w:line="325.71428571428567" w:lineRule="auto"/>
+        <w:rPr>
+          <w:rFonts w:ascii="Consolas" w:cs="Consolas" w:eastAsia="Consolas" w:hAnsi="Consolas"/>
+          <w:color w:val="bbbebf"/>
+          <w:sz w:val="21"/>
+          <w:szCs w:val="21"/>
+        </w:rPr>
+      </w:pPr>
+      <w:r>
+        <w:rPr>
+          <w:rtl w:val="0"/>
+        </w:rPr>
+      </w:r>
+    </w:p>
+    <w:p>
+      <w:pPr>
+        <w:shd w:fill="121314" w:val="clear"/>
+        <w:spacing w:after="120" w:line="325.71428571428567" w:lineRule="auto"/>
+        <w:rPr>
+          <w:rFonts w:ascii="Consolas" w:cs="Consolas" w:eastAsia="Consolas" w:hAnsi="Consolas"/>
+          <w:color w:val="a5d6ff"/>
+          <w:sz w:val="21"/>
+          <w:szCs w:val="21"/>
+        </w:rPr>
+      </w:pPr>
+      <w:r>
+        <w:rPr>
+          <w:rFonts w:ascii="Consolas" w:cs="Consolas" w:eastAsia="Consolas" w:hAnsi="Consolas"/>
+          <w:color w:val="a5d6ff"/>
+          <w:sz w:val="21"/>
+          <w:szCs w:val="21"/>
+          <w:rtl w:val="0"/>
+        </w:rPr>
+        <w:t xml:space="preserve">**STYLE**</w:t>
+      </w:r>
+    </w:p>
+    <w:p>
+      <w:pPr>
+        <w:shd w:fill="121314" w:val="clear"/>
+        <w:spacing w:after="120" w:line="325.71428571428567" w:lineRule="auto"/>
+        <w:rPr>
+          <w:rFonts w:ascii="Consolas" w:cs="Consolas" w:eastAsia="Consolas" w:hAnsi="Consolas"/>
+          <w:color w:val="bbbebf"/>
+          <w:sz w:val="21"/>
+          <w:szCs w:val="21"/>
+        </w:rPr>
+      </w:pPr>
+      <w:r>
+        <w:rPr>
+          <w:rtl w:val="0"/>
+        </w:rPr>
+      </w:r>
+    </w:p>
+    <w:p>
+      <w:pPr>
+        <w:shd w:fill="121314" w:val="clear"/>
+        <w:spacing w:after="120" w:line="325.71428571428567" w:lineRule="auto"/>
+        <w:rPr>
+          <w:rFonts w:ascii="Consolas" w:cs="Consolas" w:eastAsia="Consolas" w:hAnsi="Consolas"/>
+          <w:color w:val="a5d6ff"/>
+          <w:sz w:val="21"/>
+          <w:szCs w:val="21"/>
+        </w:rPr>
+      </w:pPr>
+      <w:r>
+        <w:rPr>
+          <w:rFonts w:ascii="Consolas" w:cs="Consolas" w:eastAsia="Consolas" w:hAnsi="Consolas"/>
+          <w:color w:val="a5d6ff"/>
+          <w:sz w:val="21"/>
+          <w:szCs w:val="21"/>
+          <w:rtl w:val="0"/>
+        </w:rPr>
+        <w:t xml:space="preserve">* Clear, formal, and readable</w:t>
+      </w:r>
+    </w:p>
+    <w:p>
+      <w:pPr>
+        <w:shd w:fill="121314" w:val="clear"/>
+        <w:spacing w:after="120" w:line="325.71428571428567" w:lineRule="auto"/>
+        <w:rPr>
+          <w:rFonts w:ascii="Consolas" w:cs="Consolas" w:eastAsia="Consolas" w:hAnsi="Consolas"/>
+          <w:color w:val="a5d6ff"/>
+          <w:sz w:val="21"/>
+          <w:szCs w:val="21"/>
+        </w:rPr>
+      </w:pPr>
+      <w:r>
+        <w:rPr>
+          <w:rFonts w:ascii="Consolas" w:cs="Consolas" w:eastAsia="Consolas" w:hAnsi="Consolas"/>
+          <w:color w:val="a5d6ff"/>
+          <w:sz w:val="21"/>
+          <w:szCs w:val="21"/>
+          <w:rtl w:val="0"/>
+        </w:rPr>
+        <w:t xml:space="preserve">* Structured &gt; descriptive</w:t>
+      </w:r>
+    </w:p>
+    <w:p>
+      <w:pPr>
+        <w:shd w:fill="121314" w:val="clear"/>
+        <w:spacing w:after="120" w:line="325.71428571428567" w:lineRule="auto"/>
+        <w:rPr>
+          <w:rFonts w:ascii="Consolas" w:cs="Consolas" w:eastAsia="Consolas" w:hAnsi="Consolas"/>
+          <w:color w:val="a5d6ff"/>
+          <w:sz w:val="21"/>
+          <w:szCs w:val="21"/>
+        </w:rPr>
+      </w:pPr>
+      <w:r>
+        <w:rPr>
+          <w:rFonts w:ascii="Consolas" w:cs="Consolas" w:eastAsia="Consolas" w:hAnsi="Consolas"/>
+          <w:color w:val="a5d6ff"/>
+          <w:sz w:val="21"/>
+          <w:szCs w:val="21"/>
+          <w:rtl w:val="0"/>
+        </w:rPr>
+        <w:t xml:space="preserve">* Complete &gt; summarized</w:t>
+      </w:r>
+    </w:p>
+    <w:p>
+      <w:pPr>
+        <w:shd w:fill="121314" w:val="clear"/>
+        <w:spacing w:after="120" w:line="325.71428571428567" w:lineRule="auto"/>
+        <w:rPr>
+          <w:rFonts w:ascii="Consolas" w:cs="Consolas" w:eastAsia="Consolas" w:hAnsi="Consolas"/>
+          <w:color w:val="a5d6ff"/>
+          <w:sz w:val="21"/>
+          <w:szCs w:val="21"/>
+        </w:rPr>
+      </w:pPr>
+      <w:r>
+        <w:rPr>
+          <w:rFonts w:ascii="Consolas" w:cs="Consolas" w:eastAsia="Consolas" w:hAnsi="Consolas"/>
+          <w:color w:val="a5d6ff"/>
+          <w:sz w:val="21"/>
+          <w:szCs w:val="21"/>
+          <w:rtl w:val="0"/>
+        </w:rPr>
+        <w:t xml:space="preserve">* Visual + text combination preferred when available</w:t>
+      </w:r>
+    </w:p>
+    <w:p>
+      <w:pPr>
+        <w:spacing w:after="120" w:line="259" w:lineRule="auto"/>
+        <w:rPr/>
+      </w:pPr>
+      <w:r>
+        <w:rPr>
+          <w:rtl w:val="0"/>
+        </w:rPr>
+      </w:r>
+    </w:p>
+    <w:p>
+      <w:pPr>
+        <w:rPr/>
+      </w:pPr>
+      <w:r>
+        <w:rPr>
+          <w:rtl w:val="0"/>
+        </w:rPr>
+      </w:r>
+    </w:p>
+    <w:p>
+      <w:pPr>
+        <w:pStyle w:val="Heading1"/>
+        <w:spacing w:after="100" w:before="280" w:lineRule="auto"/>
+        <w:rPr/>
+      </w:pPr>
+      <w:r>
+        <w:rPr>
+          <w:rtl w:val="0"/>
+        </w:rPr>
+        <w:t xml:space="preserve">7. Hybrid Retrieval</w:t>
       </w:r>
     </w:p>
     <w:p>
@@ -2582,7 +4161,7 @@
         <w:rPr>
           <w:rtl w:val="0"/>
         </w:rPr>
-        <w:t xml:space="preserve">7. Retrieval-Generation Graph</w:t>
+        <w:t xml:space="preserve">8. Retrieval-Generation Graph</w:t>
       </w:r>
     </w:p>
     <w:p>
@@ -2659,7 +4238,7 @@
         <w:rPr>
           <w:rtl w:val="0"/>
         </w:rPr>
-        <w:t xml:space="preserve">8. API Surface</w:t>
+        <w:t xml:space="preserve">9. API Surface</w:t>
       </w:r>
     </w:p>
     <w:tbl>
@@ -3221,7 +4800,7 @@
         <w:rPr>
           <w:rtl w:val="0"/>
         </w:rPr>
-        <w:t xml:space="preserve">9. Frontend Experience</w:t>
+        <w:t xml:space="preserve">10. Frontend Experience</w:t>
       </w:r>
     </w:p>
     <w:p>
@@ -3246,7 +4825,7 @@
         <w:rPr>
           <w:rtl w:val="0"/>
         </w:rPr>
-        <w:t xml:space="preserve">10. Runtime Configuration</w:t>
+        <w:t xml:space="preserve">11. Runtime Configuration</w:t>
       </w:r>
     </w:p>
     <w:tbl>
@@ -3618,8 +5197,8 @@
                 <w:szCs w:val="19"/>
               </w:rPr>
             </w:pPr>
-            <w:bookmarkStart w:colFirst="0" w:colLast="0" w:name="_rancaeyev24h" w:id="0"/>
-            <w:bookmarkEnd w:id="0"/>
+            <w:bookmarkStart w:colFirst="0" w:colLast="0" w:name="_rancaeyev24h" w:id="1"/>
+            <w:bookmarkEnd w:id="1"/>
             <w:r>
               <w:rPr>
                 <w:sz w:val="19"/>
@@ -3730,7 +5309,7 @@
         <w:rPr>
           <w:rtl w:val="0"/>
         </w:rPr>
-        <w:t xml:space="preserve">11. Local Execution</w:t>
+        <w:t xml:space="preserve">12. Local Execution</w:t>
       </w:r>
     </w:p>
     <w:p>
@@ -3975,7 +5554,7 @@
         <w:rPr>
           <w:rtl w:val="0"/>
         </w:rPr>
-        <w:t xml:space="preserve">12. Known Implementation Notes</w:t>
+        <w:t xml:space="preserve">13. Known Implementation Notes</w:t>
       </w:r>
     </w:p>
     <w:p>
